--- a/static/templates-se2026/bast_termin2_ppl_se2026.docx
+++ b/static/templates-se2026/bast_termin2_ppl_se2026.docx
@@ -170,7 +170,7 @@
       <w:r>
         <w:rPr>
           <w:rFonts w:eastAsia="Bookman Old Style" w:cs="Bookman Old Style" w:ascii="Bookman Old Style" w:hAnsi="Bookman Old Style"/>
-          <w:color w:val="FF0000"/>
+          <w:color w:val="000000"/>
           <w:sz w:val="24"/>
           <w:szCs w:val="24"/>
         </w:rPr>
@@ -551,7 +551,7 @@
       <w:r>
         <w:rPr>
           <w:rFonts w:eastAsia="Bookman Old Style" w:cs="Bookman Old Style" w:ascii="Bookman Old Style" w:hAnsi="Bookman Old Style"/>
-          <w:color w:val="FF0000"/>
+          <w:color w:val="000000"/>
           <w:sz w:val="24"/>
           <w:szCs w:val="24"/>
         </w:rPr>
@@ -568,7 +568,7 @@
       <w:r>
         <w:rPr>
           <w:rFonts w:eastAsia="Bookman Old Style" w:cs="Bookman Old Style" w:ascii="Bookman Old Style" w:hAnsi="Bookman Old Style"/>
-          <w:color w:val="FF0000"/>
+          <w:color w:val="000000"/>
           <w:sz w:val="24"/>
           <w:szCs w:val="24"/>
         </w:rPr>
@@ -726,7 +726,7 @@
       <w:r>
         <w:rPr>
           <w:rFonts w:eastAsia="Bookman Old Style" w:cs="Bookman Old Style" w:ascii="Bookman Old Style" w:hAnsi="Bookman Old Style"/>
-          <w:color w:val="FF0000"/>
+          <w:color w:val="000000"/>
           <w:sz w:val="24"/>
           <w:szCs w:val="24"/>
         </w:rPr>
@@ -1367,7 +1367,7 @@
       <w:r>
         <w:rPr>
           <w:rFonts w:eastAsia="Bookman Old Style" w:cs="Bookman Old Style" w:ascii="Bookman Old Style" w:hAnsi="Bookman Old Style"/>
-          <w:color w:val="FF0000"/>
+          <w:color w:val="000000"/>
           <w:sz w:val="24"/>
           <w:szCs w:val="24"/>
         </w:rPr>
@@ -2171,7 +2171,7 @@
                 <w:rFonts w:eastAsia="Bookman Old Style" w:cs="Bookman Old Style" w:ascii="Bookman Old Style" w:hAnsi="Bookman Old Style"/>
                 <w:i/>
                 <w:iCs/>
-                <w:color w:val="FF0000"/>
+                <w:color w:val="000000"/>
                 <w:sz w:val="24"/>
                 <w:szCs w:val="24"/>
                 <w:u w:val="single"/>
@@ -2602,15 +2602,15 @@
         <w:jc w:val="center"/>
         <w:rPr>
           <w:rFonts w:ascii="Bookman Old Style" w:hAnsi="Bookman Old Style" w:eastAsia="Bookman Old Style" w:cs="Bookman Old Style"/>
-          <w:color w:val="FF0000"/>
-          <w:sz w:val="24"/>
-          <w:szCs w:val="24"/>
-        </w:rPr>
-      </w:pPr>
-      <w:r>
-        <w:rPr>
-          <w:rFonts w:eastAsia="Bookman Old Style" w:cs="Bookman Old Style" w:ascii="Bookman Old Style" w:hAnsi="Bookman Old Style"/>
-          <w:color w:val="FF0000"/>
+          <w:color w:val="000000"/>
+          <w:sz w:val="24"/>
+          <w:szCs w:val="24"/>
+        </w:rPr>
+      </w:pPr>
+      <w:r>
+        <w:rPr>
+          <w:rFonts w:eastAsia="Bookman Old Style" w:cs="Bookman Old Style" w:ascii="Bookman Old Style" w:hAnsi="Bookman Old Style"/>
+          <w:color w:val="000000"/>
           <w:sz w:val="24"/>
           <w:szCs w:val="24"/>
         </w:rPr>

--- a/static/templates-se2026/bast_termin2_ppl_se2026.docx
+++ b/static/templates-se2026/bast_termin2_ppl_se2026.docx
@@ -2550,7 +2550,7 @@
           <w:sz w:val="24"/>
           <w:szCs w:val="24"/>
         </w:rPr>
-        <w:t>${wilayah_table}</w:t>
+        <w:t>${table}</w:t>
       </w:r>
     </w:p>
     <w:p>
@@ -4717,6 +4717,25 @@
       </w:tblCellMar>
     </w:tblPr>
   </w:style>
+  <w:style w:type="paragraph" w:styleId="normal1" w:default="1">
+    <w:name w:val="normal1"/>
+    <w:qFormat/>
+    <w:pPr>
+      <w:widowControl/>
+      <w:suppressAutoHyphens w:val="true"/>
+      <w:bidi w:val="0"/>
+      <w:spacing w:lineRule="auto" w:line="259" w:before="0" w:after="160"/>
+      <w:jc w:val="start"/>
+    </w:pPr>
+    <w:rPr>
+      <w:rFonts w:ascii="Calibri" w:hAnsi="Calibri" w:eastAsia="Calibri" w:cs="Calibri"/>
+      <w:color w:val="auto"/>
+      <w:kern w:val="0"/>
+      <w:sz w:val="22"/>
+      <w:szCs w:val="22"/>
+      <w:lang w:val="en-ID" w:eastAsia="zh-CN" w:bidi="hi-IN"/>
+    </w:rPr>
+  </w:style>
 </w:styles>
 </file>
 

--- a/static/templates-se2026/bast_termin2_ppl_se2026.docx
+++ b/static/templates-se2026/bast_termin2_ppl_se2026.docx
@@ -174,16 +174,7 @@
           <w:sz w:val="24"/>
           <w:szCs w:val="24"/>
         </w:rPr>
-        <w:t>${no</w:t>
-      </w:r>
-      <w:r>
-        <w:rPr>
-          <w:rFonts w:eastAsia="Bookman Old Style" w:cs="Bookman Old Style" w:ascii="Bookman Old Style" w:hAnsi="Bookman Old Style"/>
-          <w:color w:val="000000"/>
-          <w:sz w:val="24"/>
-          <w:szCs w:val="24"/>
-        </w:rPr>
-        <w:t>mor_spk}, bertempat di Kelurahan Bada, Kecamatan Dompu, kami yang bertanda tangan di bawah ini:</w:t>
+        <w:t xml:space="preserve">${nomor_spk}, bertempat di Kelurahan Bada, Kecamatan Dompu, kami yang bertanda tangan di bawah ini:</w:t>
       </w:r>
     </w:p>
     <w:p>
@@ -551,19 +542,10 @@
       <w:r>
         <w:rPr>
           <w:rFonts w:eastAsia="Bookman Old Style" w:cs="Bookman Old Style" w:ascii="Bookman Old Style" w:hAnsi="Bookman Old Style"/>
-          <w:color w:val="000000"/>
-          <w:sz w:val="24"/>
-          <w:szCs w:val="24"/>
-        </w:rPr>
-        <w:t>${n</w:t>
-      </w:r>
-      <w:r>
-        <w:rPr>
-          <w:rFonts w:eastAsia="Bookman Old Style" w:cs="Bookman Old Style" w:ascii="Bookman Old Style" w:hAnsi="Bookman Old Style"/>
-          <w:sz w:val="24"/>
-          <w:szCs w:val="24"/>
-        </w:rPr>
-        <w:t xml:space="preserve">omor_spk}, sesuai dengan target pekerjaan yang ditetapkan sebesar </w:t>
+          <w:sz w:val="24"/>
+          <w:szCs w:val="24"/>
+        </w:rPr>
+        <w:t xml:space="preserve">${nomor_spk}, sesuai dengan target pekerjaan yang ditetapkan sebesar </w:t>
       </w:r>
       <w:r>
         <w:rPr>
@@ -718,19 +700,11 @@
       <w:r>
         <w:rPr>
           <w:rFonts w:eastAsia="Bookman Old Style" w:cs="Bookman Old Style" w:ascii="Bookman Old Style" w:hAnsi="Bookman Old Style"/>
-          <w:sz w:val="24"/>
-          <w:szCs w:val="24"/>
-        </w:rPr>
-        <w:t>Hasil pekerjaan Pendataan Lapangan Sensus Ekonomi 2026 sebagaimana dimaksud dalam angka 3, berupa dokumen hasil Pendataan Lapangan Sensus Ekonomi 2026, sejumlah ${ta</w:t>
-      </w:r>
-      <w:r>
-        <w:rPr>
-          <w:rFonts w:eastAsia="Bookman Old Style" w:cs="Bookman Old Style" w:ascii="Bookman Old Style" w:hAnsi="Bookman Old Style"/>
           <w:color w:val="000000"/>
           <w:sz w:val="24"/>
           <w:szCs w:val="24"/>
         </w:rPr>
-        <w:t>rget_sls} SLS/Sub-SLS dan/atau usaha besar.</w:t>
+        <w:t xml:space="preserve">Hasil pekerjaan Pendataan Lapangan Sensus Ekonomi 2026 sebagaimana dimaksud dalam angka 3, berupa dokumen hasil Pendataan Lapangan Sensus Ekonomi 2026, sejumlah ${target_sls} SLS/Sub-SLS dan/atau usaha besar.</w:t>
       </w:r>
     </w:p>
     <w:p>
